--- a/documentacao/arquivos/garantia-qualidade/LabMedSys - Modulo Garantia da Qualidade - Controle de Desvios - Tela 13 Acompanhamento RD - Anvisa.docx
+++ b/documentacao/arquivos/garantia-qualidade/LabMedSys - Modulo Garantia da Qualidade - Controle de Desvios - Tela 13 Acompanhamento RD - Anvisa.docx
@@ -946,7 +946,7 @@
               <w:rPr>
                 <w:szCs w:val="20"/>
               </w:rPr>
-              <w:t>21/10/2026</w:t>
+              <w:t>22/10/2026</w:t>
             </w:r>
           </w:p>
         </w:tc>
@@ -3519,10 +3519,10 @@
         <w:tblLook w:val="04A0" w:firstRow="1" w:lastRow="0" w:firstColumn="1" w:lastColumn="0" w:noHBand="0" w:noVBand="1"/>
       </w:tblPr>
       <w:tblGrid>
-        <w:gridCol w:w="3117"/>
-        <w:gridCol w:w="934"/>
-        <w:gridCol w:w="4407"/>
-        <w:gridCol w:w="1173"/>
+        <w:gridCol w:w="2818"/>
+        <w:gridCol w:w="915"/>
+        <w:gridCol w:w="4754"/>
+        <w:gridCol w:w="1144"/>
       </w:tblGrid>
       <w:tr>
         <w:trPr>
@@ -3531,7 +3531,7 @@
         </w:trPr>
         <w:tc>
           <w:tcPr>
-            <w:tcW w:w="3117" w:type="dxa"/>
+            <w:tcW w:w="2818" w:type="dxa"/>
             <w:shd w:val="clear" w:color="auto" w:fill="D9D9D9" w:themeFill="background1" w:themeFillShade="D9"/>
           </w:tcPr>
           <w:p>
@@ -3559,7 +3559,7 @@
         </w:tc>
         <w:tc>
           <w:tcPr>
-            <w:tcW w:w="934" w:type="dxa"/>
+            <w:tcW w:w="915" w:type="dxa"/>
             <w:shd w:val="clear" w:color="auto" w:fill="D9D9D9" w:themeFill="background1" w:themeFillShade="D9"/>
           </w:tcPr>
           <w:p>
@@ -3587,7 +3587,7 @@
         </w:tc>
         <w:tc>
           <w:tcPr>
-            <w:tcW w:w="4407" w:type="dxa"/>
+            <w:tcW w:w="4754" w:type="dxa"/>
             <w:shd w:val="clear" w:color="auto" w:fill="D9D9D9" w:themeFill="background1" w:themeFillShade="D9"/>
           </w:tcPr>
           <w:p>
@@ -3615,7 +3615,7 @@
         </w:tc>
         <w:tc>
           <w:tcPr>
-            <w:tcW w:w="1173" w:type="dxa"/>
+            <w:tcW w:w="1144" w:type="dxa"/>
             <w:shd w:val="clear" w:color="auto" w:fill="D9D9D9" w:themeFill="background1" w:themeFillShade="D9"/>
           </w:tcPr>
           <w:p>
@@ -3648,7 +3648,7 @@
         </w:trPr>
         <w:tc>
           <w:tcPr>
-            <w:tcW w:w="3117" w:type="dxa"/>
+            <w:tcW w:w="2818" w:type="dxa"/>
           </w:tcPr>
           <w:p>
             <w:pPr>
@@ -3671,7 +3671,7 @@
         </w:tc>
         <w:tc>
           <w:tcPr>
-            <w:tcW w:w="934" w:type="dxa"/>
+            <w:tcW w:w="915" w:type="dxa"/>
           </w:tcPr>
           <w:p>
             <w:pPr>
@@ -3694,7 +3694,7 @@
         </w:tc>
         <w:tc>
           <w:tcPr>
-            <w:tcW w:w="4407" w:type="dxa"/>
+            <w:tcW w:w="4754" w:type="dxa"/>
           </w:tcPr>
           <w:p>
             <w:pPr>
@@ -3711,13 +3711,13 @@
                 <w:sz w:val="18"/>
                 <w:szCs w:val="20"/>
               </w:rPr>
-              <w:t xml:space="preserve">Lista os desvios por período e situação, sem agrupar nem contar por causa, área, produto ou lote. A coluna GRAU CRITICIDADE sai sempre em branco (RN-GQ-059; RN-GQ-D13-07; Reports/DadosRNCFactory.cs:259-295)</w:t>
+              <w:t xml:space="preserve">Lista os desvios por período e situação, sem agrupar nem contar por causa, área, produto ou lote. A coluna GRAU CRITICIDADE sai sempre em branco (RN-GQ-059; RN-GQ-D13-07; Reports/DadosRNCFactory.cs:259-295) Rodada 1 (21/10/2026): confirmado que a planilha só lista, sem agrupar por causa ou área (CT-GQ-025), e que a coluna GRAU CRITICIDADE sai em branco, inclusive para o CAPA crítico (CT-GQ-N13-06; DV-GQ-031).</w:t>
             </w:r>
           </w:p>
         </w:tc>
         <w:tc>
           <w:tcPr>
-            <w:tcW w:w="1173" w:type="dxa"/>
+            <w:tcW w:w="1144" w:type="dxa"/>
           </w:tcPr>
           <w:p>
             <w:pPr>
@@ -3745,7 +3745,7 @@
         </w:trPr>
         <w:tc>
           <w:tcPr>
-            <w:tcW w:w="3117" w:type="dxa"/>
+            <w:tcW w:w="2818" w:type="dxa"/>
           </w:tcPr>
           <w:p>
             <w:pPr>
@@ -3768,7 +3768,7 @@
         </w:tc>
         <w:tc>
           <w:tcPr>
-            <w:tcW w:w="934" w:type="dxa"/>
+            <w:tcW w:w="915" w:type="dxa"/>
           </w:tcPr>
           <w:p>
             <w:pPr>
@@ -3791,7 +3791,7 @@
         </w:tc>
         <w:tc>
           <w:tcPr>
-            <w:tcW w:w="4407" w:type="dxa"/>
+            <w:tcW w:w="4754" w:type="dxa"/>
           </w:tcPr>
           <w:p>
             <w:pPr>
@@ -3808,13 +3808,13 @@
                 <w:sz w:val="18"/>
                 <w:szCs w:val="20"/>
               </w:rPr>
-              <w:t xml:space="preserve">Traz os desvios e o status das ações corretivas e preventivas (Não Iniciadas, Parcialmente, Integralmente). Não traz produto, lote, prazo nem responsável da ação, e conta ações removidas (RN-GQ-D13-09; RN-GQ-D13-10; RN-GQ-D13-11; Reports/DadosRNCFactory.cs:303-394)</w:t>
+              <w:t xml:space="preserve">Traz os desvios e o status das ações corretivas e preventivas (Não Iniciadas, Parcialmente, Integralmente). Não traz produto, lote, prazo nem responsável da ação, e conta ações removidas (RN-GQ-D13-09; RN-GQ-D13-10; RN-GQ-D13-11; Reports/DadosRNCFactory.cs:303-394) Rodada 1: a situação impressa difere da situação da tela em 2 de 51 desvios lidos (018/26 e 026/26; DV-GQ-037), e o filtro não oferece todas as situações (DV-GQ-028).</w:t>
             </w:r>
           </w:p>
         </w:tc>
         <w:tc>
           <w:tcPr>
-            <w:tcW w:w="1173" w:type="dxa"/>
+            <w:tcW w:w="1144" w:type="dxa"/>
           </w:tcPr>
           <w:p>
             <w:pPr>
@@ -3842,7 +3842,7 @@
         </w:trPr>
         <w:tc>
           <w:tcPr>
-            <w:tcW w:w="3117" w:type="dxa"/>
+            <w:tcW w:w="2818" w:type="dxa"/>
           </w:tcPr>
           <w:p>
             <w:pPr>
@@ -3865,7 +3865,7 @@
         </w:tc>
         <w:tc>
           <w:tcPr>
-            <w:tcW w:w="934" w:type="dxa"/>
+            <w:tcW w:w="915" w:type="dxa"/>
           </w:tcPr>
           <w:p>
             <w:pPr>
@@ -3888,7 +3888,7 @@
         </w:tc>
         <w:tc>
           <w:tcPr>
-            <w:tcW w:w="4407" w:type="dxa"/>
+            <w:tcW w:w="4754" w:type="dxa"/>
           </w:tcPr>
           <w:p>
             <w:pPr>
@@ -3905,13 +3905,13 @@
                 <w:sz w:val="18"/>
                 <w:szCs w:val="20"/>
               </w:rPr>
-              <w:t xml:space="preserve">Existe um relatório de resumo dos desvios. O filtro não permite pedir só os encerrados nem os cancelados, e com TODAS os cancelados entram sem marca (RN-GQ-D13-04; RN-GQ-D13-06; AcompanhamentoRNCController.cs:46-52)</w:t>
+              <w:t xml:space="preserve">Existe um relatório de resumo dos desvios. O filtro não permite pedir só os encerrados nem os cancelados, e com TODAS os cancelados entram sem marca (RN-GQ-D13-04; RN-GQ-D13-06; AcompanhamentoRNCController.cs:46-52) Rodada 1 (CT-GQ-N13-02): o filtro não oferece Finalizado, Cancelado, Pendente Registro, Pré Avaliação, Responsável Área nem CAPA; o cancelado 018/26 entrou no PDF de todas as situações, mas com a situação errada (DV-GQ-037).</w:t>
             </w:r>
           </w:p>
         </w:tc>
         <w:tc>
           <w:tcPr>
-            <w:tcW w:w="1173" w:type="dxa"/>
+            <w:tcW w:w="1144" w:type="dxa"/>
           </w:tcPr>
           <w:p>
             <w:pPr>
@@ -3983,7 +3983,7 @@
         <w:rPr>
           <w:szCs w:val="20"/>
         </w:rPr>
-        <w:t xml:space="preserve">1. Mostre os desvios do último ano agrupados por causa ou por área. O sistema mostra isso hoje? Não. A planilha só lista por período e situação. 2. Quais desvios abertos estão atrasados? O sistema mostra isso hoje? Não. A planilha não traz data de abertura nem prazo das ações. 3. Quais desvios recorrentes pedem atenção extra? O sistema mostra isso hoje? Não. Não há contagem por causa, produto ou lote. 4. Qual o grau de risco de cada desvio? O sistema mostra isso hoje? Não. A coluna de criticidade sai em branco.</w:t>
+        <w:t xml:space="preserve">1. Mostre os desvios do último ano agrupados por causa ou por área. O sistema mostra isso hoje? Não. A planilha só lista por período e situação. 2. Quais desvios abertos estão atrasados? O sistema mostra isso hoje? Não. A planilha não traz data de abertura nem prazo das ações. 3. Quais desvios recorrentes pedem atenção extra? O sistema mostra isso hoje? Não. Não há contagem por causa, produto ou lote. 4. Qual o grau de risco de cada desvio? O sistema mostra isso hoje? Não. A coluna de criticidade sai em branco, confirmado na rodada 1 também para o CAPA crítico e o menor (DV-GQ-031).</w:t>
       </w:r>
     </w:p>
     <w:p>
@@ -4115,6 +4115,42 @@
     </w:p>
     <w:p>
       <w:pPr>
+        <w:numPr>
+          <w:ilvl w:val="0"/>
+          <w:numId w:val="2"/>
+        </w:numPr>
+        <w:spacing w:after="0" w:line="360" w:lineRule="auto"/>
+        <w:rPr>
+          <w:szCs w:val="20"/>
+        </w:rPr>
+      </w:pPr>
+      <w:r>
+        <w:rPr>
+          <w:szCs w:val="20"/>
+        </w:rPr>
+        <w:t xml:space="preserve">Imprimir a mesma situação que a tela mostra, e a data no formato do Brasil (DV-GQ-037, DV-GQ-034).</w:t>
+      </w:r>
+    </w:p>
+    <w:p>
+      <w:pPr>
+        <w:numPr>
+          <w:ilvl w:val="0"/>
+          <w:numId w:val="2"/>
+        </w:numPr>
+        <w:spacing w:after="0" w:line="360" w:lineRule="auto"/>
+        <w:rPr>
+          <w:szCs w:val="20"/>
+        </w:rPr>
+      </w:pPr>
+      <w:r>
+        <w:rPr>
+          <w:szCs w:val="20"/>
+        </w:rPr>
+        <w:t xml:space="preserve">Oferecer no filtro todas as situações do desvio e tirar a opção que nunca devolve desvios (DV-GQ-028).</w:t>
+      </w:r>
+    </w:p>
+    <w:p>
+      <w:pPr>
         <w:keepNext/>
         <w:spacing w:before="120" w:after="0" w:line="360" w:lineRule="auto"/>
         <w:rPr>
@@ -4143,7 +4179,7 @@
         <w:rPr>
           <w:szCs w:val="20"/>
         </w:rPr>
-        <w:t xml:space="preserve">Item 9.3.2.3 (Requisitos Operacionais): o Guia lista entre as funções do sistema "Saídas (ex.: relatórios);". A saída desta tela é uma planilha impressa que não registra quem a imprimiu nem com que filtro (o nome e a hora saem só no rodapé do PDF).</w:t>
+        <w:t xml:space="preserve">Item 9.3.2.3 (Requisitos Operacionais): o Guia lista entre as funções do sistema "Saídas (ex.: relatórios);". A saída desta tela é uma planilha impressa (na rodada 1, com a data no formato americano, DV-GQ-034) que não registra quem a imprimiu nem com que filtro (o nome e a hora saem só no rodapé do PDF).</w:t>
       </w:r>
     </w:p>
     <w:sectPr>

--- a/documentacao/arquivos/garantia-qualidade/LabMedSys - Modulo Garantia da Qualidade - Controle de Desvios - Tela 13 Acompanhamento RD - Anvisa.docx
+++ b/documentacao/arquivos/garantia-qualidade/LabMedSys - Modulo Garantia da Qualidade - Controle de Desvios - Tela 13 Acompanhamento RD - Anvisa.docx
@@ -3519,10 +3519,10 @@
         <w:tblLook w:val="04A0" w:firstRow="1" w:lastRow="0" w:firstColumn="1" w:lastColumn="0" w:noHBand="0" w:noVBand="1"/>
       </w:tblPr>
       <w:tblGrid>
-        <w:gridCol w:w="2818"/>
-        <w:gridCol w:w="915"/>
-        <w:gridCol w:w="4754"/>
-        <w:gridCol w:w="1144"/>
+        <w:gridCol w:w="2729"/>
+        <w:gridCol w:w="909"/>
+        <w:gridCol w:w="4856"/>
+        <w:gridCol w:w="1137"/>
       </w:tblGrid>
       <w:tr>
         <w:trPr>
@@ -3531,7 +3531,7 @@
         </w:trPr>
         <w:tc>
           <w:tcPr>
-            <w:tcW w:w="2818" w:type="dxa"/>
+            <w:tcW w:w="2729" w:type="dxa"/>
             <w:shd w:val="clear" w:color="auto" w:fill="D9D9D9" w:themeFill="background1" w:themeFillShade="D9"/>
           </w:tcPr>
           <w:p>
@@ -3559,7 +3559,7 @@
         </w:tc>
         <w:tc>
           <w:tcPr>
-            <w:tcW w:w="915" w:type="dxa"/>
+            <w:tcW w:w="909" w:type="dxa"/>
             <w:shd w:val="clear" w:color="auto" w:fill="D9D9D9" w:themeFill="background1" w:themeFillShade="D9"/>
           </w:tcPr>
           <w:p>
@@ -3587,7 +3587,7 @@
         </w:tc>
         <w:tc>
           <w:tcPr>
-            <w:tcW w:w="4754" w:type="dxa"/>
+            <w:tcW w:w="4856" w:type="dxa"/>
             <w:shd w:val="clear" w:color="auto" w:fill="D9D9D9" w:themeFill="background1" w:themeFillShade="D9"/>
           </w:tcPr>
           <w:p>
@@ -3615,7 +3615,7 @@
         </w:tc>
         <w:tc>
           <w:tcPr>
-            <w:tcW w:w="1144" w:type="dxa"/>
+            <w:tcW w:w="1137" w:type="dxa"/>
             <w:shd w:val="clear" w:color="auto" w:fill="D9D9D9" w:themeFill="background1" w:themeFillShade="D9"/>
           </w:tcPr>
           <w:p>
@@ -3648,7 +3648,7 @@
         </w:trPr>
         <w:tc>
           <w:tcPr>
-            <w:tcW w:w="2818" w:type="dxa"/>
+            <w:tcW w:w="2729" w:type="dxa"/>
           </w:tcPr>
           <w:p>
             <w:pPr>
@@ -3671,7 +3671,7 @@
         </w:tc>
         <w:tc>
           <w:tcPr>
-            <w:tcW w:w="915" w:type="dxa"/>
+            <w:tcW w:w="909" w:type="dxa"/>
           </w:tcPr>
           <w:p>
             <w:pPr>
@@ -3694,7 +3694,7 @@
         </w:tc>
         <w:tc>
           <w:tcPr>
-            <w:tcW w:w="4754" w:type="dxa"/>
+            <w:tcW w:w="4856" w:type="dxa"/>
           </w:tcPr>
           <w:p>
             <w:pPr>
@@ -3717,7 +3717,7 @@
         </w:tc>
         <w:tc>
           <w:tcPr>
-            <w:tcW w:w="1144" w:type="dxa"/>
+            <w:tcW w:w="1137" w:type="dxa"/>
           </w:tcPr>
           <w:p>
             <w:pPr>
@@ -3745,7 +3745,7 @@
         </w:trPr>
         <w:tc>
           <w:tcPr>
-            <w:tcW w:w="2818" w:type="dxa"/>
+            <w:tcW w:w="2729" w:type="dxa"/>
           </w:tcPr>
           <w:p>
             <w:pPr>
@@ -3768,7 +3768,7 @@
         </w:tc>
         <w:tc>
           <w:tcPr>
-            <w:tcW w:w="915" w:type="dxa"/>
+            <w:tcW w:w="909" w:type="dxa"/>
           </w:tcPr>
           <w:p>
             <w:pPr>
@@ -3791,7 +3791,7 @@
         </w:tc>
         <w:tc>
           <w:tcPr>
-            <w:tcW w:w="4754" w:type="dxa"/>
+            <w:tcW w:w="4856" w:type="dxa"/>
           </w:tcPr>
           <w:p>
             <w:pPr>
@@ -3808,13 +3808,13 @@
                 <w:sz w:val="18"/>
                 <w:szCs w:val="20"/>
               </w:rPr>
-              <w:t xml:space="preserve">Traz os desvios e o status das ações corretivas e preventivas (Não Iniciadas, Parcialmente, Integralmente). Não traz produto, lote, prazo nem responsável da ação, e conta ações removidas (RN-GQ-D13-09; RN-GQ-D13-10; RN-GQ-D13-11; Reports/DadosRNCFactory.cs:303-394) Rodada 1: a situação impressa difere da situação da tela em 2 de 51 desvios lidos (018/26 e 026/26; DV-GQ-037), e o filtro não oferece todas as situações (DV-GQ-028).</w:t>
+              <w:t xml:space="preserve">Traz os desvios e o status das ações corretivas e preventivas (Não Iniciadas, Parcialmente, Integralmente). Não traz produto, lote, prazo nem responsável da ação, e conta ações removidas (RN-GQ-D13-09; RN-GQ-D13-10; RN-GQ-D13-11; Reports/DadosRNCFactory.cs:303-394) Rodada 1: a situação impressa diferia da situação da tela em 2 de 51 desvios lidos (018/26 e 026/26; DV-GQ-037), e o filtro não oferece todas as situações (DV-GQ-028). Rodada 2 (22/10/2026): o DV-GQ-037 não se reproduziu (não confirmado); o PDF do período amplo trouxe os 65 desvios, e a situação coincidiu com a da tela nos 59 desvios lidos sem ambiguidade.</w:t>
             </w:r>
           </w:p>
         </w:tc>
         <w:tc>
           <w:tcPr>
-            <w:tcW w:w="1144" w:type="dxa"/>
+            <w:tcW w:w="1137" w:type="dxa"/>
           </w:tcPr>
           <w:p>
             <w:pPr>
@@ -3842,7 +3842,7 @@
         </w:trPr>
         <w:tc>
           <w:tcPr>
-            <w:tcW w:w="2818" w:type="dxa"/>
+            <w:tcW w:w="2729" w:type="dxa"/>
           </w:tcPr>
           <w:p>
             <w:pPr>
@@ -3865,7 +3865,7 @@
         </w:tc>
         <w:tc>
           <w:tcPr>
-            <w:tcW w:w="915" w:type="dxa"/>
+            <w:tcW w:w="909" w:type="dxa"/>
           </w:tcPr>
           <w:p>
             <w:pPr>
@@ -3888,7 +3888,7 @@
         </w:tc>
         <w:tc>
           <w:tcPr>
-            <w:tcW w:w="4754" w:type="dxa"/>
+            <w:tcW w:w="4856" w:type="dxa"/>
           </w:tcPr>
           <w:p>
             <w:pPr>
@@ -3905,13 +3905,13 @@
                 <w:sz w:val="18"/>
                 <w:szCs w:val="20"/>
               </w:rPr>
-              <w:t xml:space="preserve">Existe um relatório de resumo dos desvios. O filtro não permite pedir só os encerrados nem os cancelados, e com TODAS os cancelados entram sem marca (RN-GQ-D13-04; RN-GQ-D13-06; AcompanhamentoRNCController.cs:46-52) Rodada 1 (CT-GQ-N13-02): o filtro não oferece Finalizado, Cancelado, Pendente Registro, Pré Avaliação, Responsável Área nem CAPA; o cancelado 018/26 entrou no PDF de todas as situações, mas com a situação errada (DV-GQ-037).</w:t>
+              <w:t xml:space="preserve">Existe um relatório de resumo dos desvios. O filtro não permite pedir só os encerrados nem os cancelados, e com TODAS os cancelados entram sem marca (RN-GQ-D13-04; RN-GQ-D13-06; AcompanhamentoRNCController.cs:46-52) Rodada 1 (CT-GQ-N13-02): o filtro não oferece Finalizado, Cancelado, Pendente Registro, Pré Avaliação, Responsável Área nem CAPA; o cancelado 018/26 entrou no PDF de todas as situações, mas com a situação errada (DV-GQ-037). Rodada 2 (22/10/2026): o 018/26 saiu como Cancelado, igual à tela; o DV-GQ-037 não foi confirmado.</w:t>
             </w:r>
           </w:p>
         </w:tc>
         <w:tc>
           <w:tcPr>
-            <w:tcW w:w="1144" w:type="dxa"/>
+            <w:tcW w:w="1137" w:type="dxa"/>
           </w:tcPr>
           <w:p>
             <w:pPr>
@@ -4128,7 +4128,25 @@
         <w:rPr>
           <w:szCs w:val="20"/>
         </w:rPr>
-        <w:t xml:space="preserve">Imprimir a mesma situação que a tela mostra, e a data no formato do Brasil (DV-GQ-037, DV-GQ-034).</w:t>
+        <w:t xml:space="preserve">Imprimir a mesma situação que a tela mostra (DV-GQ-037, não confirmado na rodada 2) e a data no formato do Brasil (DV-GQ-034).</w:t>
+      </w:r>
+    </w:p>
+    <w:p>
+      <w:pPr>
+        <w:numPr>
+          <w:ilvl w:val="0"/>
+          <w:numId w:val="2"/>
+        </w:numPr>
+        <w:spacing w:after="0" w:line="360" w:lineRule="auto"/>
+        <w:rPr>
+          <w:szCs w:val="20"/>
+        </w:rPr>
+      </w:pPr>
+      <w:r>
+        <w:rPr>
+          <w:szCs w:val="20"/>
+        </w:rPr>
+        <w:t xml:space="preserve">Deixar claro que o período olha a data de criação do desvio, ou permitir pedir os desvios abertos sem depender dessa data (rodada 2, ponto em aberto (c)).</w:t>
       </w:r>
     </w:p>
     <w:p>
